--- a/STATUS.docx
+++ b/STATUS.docx
@@ -105,7 +105,7 @@
           <w:vertAlign w:val="baseline"/>
           <w:rtl w:val="0"/>
         </w:rPr>
-        <w:t xml:space="preserve">_Mis à jour : 01/06/2026_</w:t>
+        <w:t xml:space="preserve">_Mis à jour : 02/06/2026_</w:t>
       </w:r>
     </w:p>
     <w:p>
@@ -235,22 +235,22 @@
       </w:pPr>
       <w:r>
         <w:rPr>
-          <w:rFonts w:ascii="Arial Unicode MS" w:cs="Arial Unicode MS" w:eastAsia="Arial Unicode MS" w:hAnsi="Arial Unicode MS"/>
-          <w:b w:val="0"/>
-          <w:bCs w:val="0"/>
-          <w:i w:val="0"/>
-          <w:iCs w:val="0"/>
-          <w:smallCaps w:val="0"/>
-          <w:strike w:val="0"/>
-          <w:color w:val="000000"/>
-          <w:sz w:val="22"/>
-          <w:szCs w:val="22"/>
-          <w:u w:val="none"/>
-          <w:shd w:fill="auto" w:val="clear"/>
-          <w:vertAlign w:val="baseline"/>
-          <w:rtl w:val="0"/>
-        </w:rPr>
-        <w:t xml:space="preserve">Analyser les fichiers exemples fournis par Vincent (wshop, Y2, GA) → adapter BiDash aux colonnes réelles → valider le prototype v1.</w:t>
+          <w:rFonts w:ascii="Arial" w:cs="Arial" w:eastAsia="Arial" w:hAnsi="Arial"/>
+          <w:b w:val="0"/>
+          <w:bCs w:val="0"/>
+          <w:i w:val="0"/>
+          <w:iCs w:val="0"/>
+          <w:smallCaps w:val="0"/>
+          <w:strike w:val="0"/>
+          <w:color w:val="000000"/>
+          <w:sz w:val="22"/>
+          <w:szCs w:val="22"/>
+          <w:u w:val="none"/>
+          <w:shd w:fill="auto" w:val="clear"/>
+          <w:vertAlign w:val="baseline"/>
+          <w:rtl w:val="0"/>
+        </w:rPr>
+        <w:t xml:space="preserve">Définir les colonnes Y2 (stock) et GA (trafic) pour intégrer leurs KPIs dans le dashboard.</w:t>
       </w:r>
     </w:p>
     <w:p>
@@ -434,46 +434,7 @@
           <w:vertAlign w:val="baseline"/>
           <w:rtl w:val="0"/>
         </w:rPr>
-        <w:t xml:space="preserve">## Session du 01/06/2026</w:t>
-      </w:r>
-    </w:p>
-    <w:p>
-      <w:pPr>
-        <w:keepNext w:val="0"/>
-        <w:keepLines w:val="0"/>
-        <w:pageBreakBefore w:val="0"/>
-        <w:widowControl w:val="0"/>
-        <w:pBdr>
-          <w:top w:space="0" w:sz="0" w:val="nil"/>
-          <w:left w:space="0" w:sz="0" w:val="nil"/>
-          <w:bottom w:space="0" w:sz="0" w:val="nil"/>
-          <w:right w:space="0" w:sz="0" w:val="nil"/>
-          <w:between w:space="0" w:sz="0" w:val="nil"/>
-        </w:pBdr>
-        <w:shd w:fill="auto" w:val="clear"/>
-        <w:spacing w:after="0" w:before="0" w:line="276" w:lineRule="auto"/>
-        <w:ind w:left="0" w:right="0" w:firstLine="0"/>
-        <w:jc w:val="left"/>
-        <w:rPr>
-          <w:rFonts w:ascii="Arial" w:cs="Arial" w:eastAsia="Arial" w:hAnsi="Arial"/>
-          <w:b w:val="0"/>
-          <w:bCs w:val="0"/>
-          <w:i w:val="0"/>
-          <w:iCs w:val="0"/>
-          <w:smallCaps w:val="0"/>
-          <w:strike w:val="0"/>
-          <w:color w:val="000000"/>
-          <w:sz w:val="22"/>
-          <w:szCs w:val="22"/>
-          <w:u w:val="none"/>
-          <w:shd w:fill="auto" w:val="clear"/>
-          <w:vertAlign w:val="baseline"/>
-        </w:rPr>
-      </w:pPr>
-      <w:r>
-        <w:rPr>
-          <w:rtl w:val="0"/>
-        </w:rPr>
+        <w:t xml:space="preserve">## Session du 02/06/2026</w:t>
       </w:r>
     </w:p>
     <w:p>
@@ -579,166 +540,537 @@
           <w:vertAlign w:val="baseline"/>
           <w:rtl w:val="0"/>
         </w:rPr>
-        <w:t xml:space="preserve">- Cadrage du besoin : outil BI file-based, CSV/XLSX, HTML standalone</w:t>
-      </w:r>
-    </w:p>
-    <w:p>
-      <w:pPr>
-        <w:keepNext w:val="0"/>
-        <w:keepLines w:val="0"/>
-        <w:pageBreakBefore w:val="0"/>
-        <w:widowControl w:val="0"/>
-        <w:pBdr>
-          <w:top w:space="0" w:sz="0" w:val="nil"/>
-          <w:left w:space="0" w:sz="0" w:val="nil"/>
-          <w:bottom w:space="0" w:sz="0" w:val="nil"/>
-          <w:right w:space="0" w:sz="0" w:val="nil"/>
-          <w:between w:space="0" w:sz="0" w:val="nil"/>
-        </w:pBdr>
-        <w:shd w:fill="auto" w:val="clear"/>
-        <w:spacing w:after="0" w:before="0" w:line="276" w:lineRule="auto"/>
-        <w:ind w:left="0" w:right="0" w:firstLine="0"/>
-        <w:jc w:val="left"/>
-        <w:rPr>
-          <w:rFonts w:ascii="Arial" w:cs="Arial" w:eastAsia="Arial" w:hAnsi="Arial"/>
-          <w:b w:val="0"/>
-          <w:bCs w:val="0"/>
-          <w:i w:val="0"/>
-          <w:iCs w:val="0"/>
-          <w:smallCaps w:val="0"/>
-          <w:strike w:val="0"/>
-          <w:color w:val="000000"/>
-          <w:sz w:val="22"/>
-          <w:szCs w:val="22"/>
-          <w:u w:val="none"/>
-          <w:shd w:fill="auto" w:val="clear"/>
-          <w:vertAlign w:val="baseline"/>
-        </w:rPr>
-      </w:pPr>
-      <w:r>
-        <w:rPr>
-          <w:rFonts w:ascii="Arial" w:cs="Arial" w:eastAsia="Arial" w:hAnsi="Arial"/>
-          <w:b w:val="0"/>
-          <w:bCs w:val="0"/>
-          <w:i w:val="0"/>
-          <w:iCs w:val="0"/>
-          <w:smallCaps w:val="0"/>
-          <w:strike w:val="0"/>
-          <w:color w:val="000000"/>
-          <w:sz w:val="22"/>
-          <w:szCs w:val="22"/>
-          <w:u w:val="none"/>
-          <w:shd w:fill="auto" w:val="clear"/>
-          <w:vertAlign w:val="baseline"/>
-          <w:rtl w:val="0"/>
-        </w:rPr>
-        <w:t xml:space="preserve">- Prototype BiDash v1 livré (drag &amp; drop, détection colonnes, KPIs, charts, tables)</w:t>
-      </w:r>
-    </w:p>
-    <w:p>
-      <w:pPr>
-        <w:keepNext w:val="0"/>
-        <w:keepLines w:val="0"/>
-        <w:pageBreakBefore w:val="0"/>
-        <w:widowControl w:val="0"/>
-        <w:pBdr>
-          <w:top w:space="0" w:sz="0" w:val="nil"/>
-          <w:left w:space="0" w:sz="0" w:val="nil"/>
-          <w:bottom w:space="0" w:sz="0" w:val="nil"/>
-          <w:right w:space="0" w:sz="0" w:val="nil"/>
-          <w:between w:space="0" w:sz="0" w:val="nil"/>
-        </w:pBdr>
-        <w:shd w:fill="auto" w:val="clear"/>
-        <w:spacing w:after="0" w:before="0" w:line="276" w:lineRule="auto"/>
-        <w:ind w:left="0" w:right="0" w:firstLine="0"/>
-        <w:jc w:val="left"/>
-        <w:rPr>
-          <w:rFonts w:ascii="Arial" w:cs="Arial" w:eastAsia="Arial" w:hAnsi="Arial"/>
-          <w:b w:val="0"/>
-          <w:bCs w:val="0"/>
-          <w:i w:val="0"/>
-          <w:iCs w:val="0"/>
-          <w:smallCaps w:val="0"/>
-          <w:strike w:val="0"/>
-          <w:color w:val="000000"/>
-          <w:sz w:val="22"/>
-          <w:szCs w:val="22"/>
-          <w:u w:val="none"/>
-          <w:shd w:fill="auto" w:val="clear"/>
-          <w:vertAlign w:val="baseline"/>
-        </w:rPr>
-      </w:pPr>
-      <w:r>
-        <w:rPr>
-          <w:rFonts w:ascii="Arial" w:cs="Arial" w:eastAsia="Arial" w:hAnsi="Arial"/>
-          <w:b w:val="0"/>
-          <w:bCs w:val="0"/>
-          <w:i w:val="0"/>
-          <w:iCs w:val="0"/>
-          <w:smallCaps w:val="0"/>
-          <w:strike w:val="0"/>
-          <w:color w:val="000000"/>
-          <w:sz w:val="22"/>
-          <w:szCs w:val="22"/>
-          <w:u w:val="none"/>
-          <w:shd w:fill="auto" w:val="clear"/>
-          <w:vertAlign w:val="baseline"/>
-          <w:rtl w:val="0"/>
-        </w:rPr>
-        <w:t xml:space="preserve">- Structure projet créée dans Google Drive</w:t>
-      </w:r>
-    </w:p>
-    <w:p>
-      <w:pPr>
-        <w:keepNext w:val="0"/>
-        <w:keepLines w:val="0"/>
-        <w:pageBreakBefore w:val="0"/>
-        <w:widowControl w:val="0"/>
-        <w:pBdr>
-          <w:top w:space="0" w:sz="0" w:val="nil"/>
-          <w:left w:space="0" w:sz="0" w:val="nil"/>
-          <w:bottom w:space="0" w:sz="0" w:val="nil"/>
-          <w:right w:space="0" w:sz="0" w:val="nil"/>
-          <w:between w:space="0" w:sz="0" w:val="nil"/>
-        </w:pBdr>
-        <w:shd w:fill="auto" w:val="clear"/>
-        <w:spacing w:after="0" w:before="0" w:line="276" w:lineRule="auto"/>
-        <w:ind w:left="0" w:right="0" w:firstLine="0"/>
-        <w:jc w:val="left"/>
-        <w:rPr>
-          <w:rFonts w:ascii="Arial" w:cs="Arial" w:eastAsia="Arial" w:hAnsi="Arial"/>
-          <w:b w:val="0"/>
-          <w:bCs w:val="0"/>
-          <w:i w:val="0"/>
-          <w:iCs w:val="0"/>
-          <w:smallCaps w:val="0"/>
-          <w:strike w:val="0"/>
-          <w:color w:val="000000"/>
-          <w:sz w:val="22"/>
-          <w:szCs w:val="22"/>
-          <w:u w:val="none"/>
-          <w:shd w:fill="auto" w:val="clear"/>
-          <w:vertAlign w:val="baseline"/>
-        </w:rPr>
-      </w:pPr>
-      <w:r>
-        <w:rPr>
-          <w:rFonts w:ascii="Arial" w:cs="Arial" w:eastAsia="Arial" w:hAnsi="Arial"/>
-          <w:b w:val="0"/>
-          <w:bCs w:val="0"/>
-          <w:i w:val="0"/>
-          <w:iCs w:val="0"/>
-          <w:smallCaps w:val="0"/>
-          <w:strike w:val="0"/>
-          <w:color w:val="000000"/>
-          <w:sz w:val="22"/>
-          <w:szCs w:val="22"/>
-          <w:u w:val="none"/>
-          <w:shd w:fill="auto" w:val="clear"/>
-          <w:vertAlign w:val="baseline"/>
-          <w:rtl w:val="0"/>
-        </w:rPr>
-        <w:t xml:space="preserve">- Définition des 3 sources : wshop (commandes), Y2 (stock), GA (trafic)</w:t>
+        <w:t xml:space="preserve">- Bug CA Global corrigé : filtre `gl.com` (avec point) — évitait d'exclure "Global-e"</w:t>
+      </w:r>
+    </w:p>
+    <w:p>
+      <w:pPr>
+        <w:keepNext w:val="0"/>
+        <w:keepLines w:val="0"/>
+        <w:pageBreakBefore w:val="0"/>
+        <w:widowControl w:val="0"/>
+        <w:pBdr>
+          <w:top w:space="0" w:sz="0" w:val="nil"/>
+          <w:left w:space="0" w:sz="0" w:val="nil"/>
+          <w:bottom w:space="0" w:sz="0" w:val="nil"/>
+          <w:right w:space="0" w:sz="0" w:val="nil"/>
+          <w:between w:space="0" w:sz="0" w:val="nil"/>
+        </w:pBdr>
+        <w:shd w:fill="auto" w:val="clear"/>
+        <w:spacing w:after="0" w:before="0" w:line="276" w:lineRule="auto"/>
+        <w:ind w:left="0" w:right="0" w:firstLine="0"/>
+        <w:jc w:val="left"/>
+        <w:rPr>
+          <w:rFonts w:ascii="Arial" w:cs="Arial" w:eastAsia="Arial" w:hAnsi="Arial"/>
+          <w:b w:val="0"/>
+          <w:bCs w:val="0"/>
+          <w:i w:val="0"/>
+          <w:iCs w:val="0"/>
+          <w:smallCaps w:val="0"/>
+          <w:strike w:val="0"/>
+          <w:color w:val="000000"/>
+          <w:sz w:val="22"/>
+          <w:szCs w:val="22"/>
+          <w:u w:val="none"/>
+          <w:shd w:fill="auto" w:val="clear"/>
+          <w:vertAlign w:val="baseline"/>
+        </w:rPr>
+      </w:pPr>
+      <w:r>
+        <w:rPr>
+          <w:rFonts w:ascii="Arial" w:cs="Arial" w:eastAsia="Arial" w:hAnsi="Arial"/>
+          <w:b w:val="0"/>
+          <w:bCs w:val="0"/>
+          <w:i w:val="0"/>
+          <w:iCs w:val="0"/>
+          <w:smallCaps w:val="0"/>
+          <w:strike w:val="0"/>
+          <w:color w:val="000000"/>
+          <w:sz w:val="22"/>
+          <w:szCs w:val="22"/>
+          <w:u w:val="none"/>
+          <w:shd w:fill="auto" w:val="clear"/>
+          <w:vertAlign w:val="baseline"/>
+          <w:rtl w:val="0"/>
+        </w:rPr>
+        <w:t xml:space="preserve">- Bug timezone corrigé : comparaison de dates sans `new Date(isoString)`</w:t>
+      </w:r>
+    </w:p>
+    <w:p>
+      <w:pPr>
+        <w:keepNext w:val="0"/>
+        <w:keepLines w:val="0"/>
+        <w:pageBreakBefore w:val="0"/>
+        <w:widowControl w:val="0"/>
+        <w:pBdr>
+          <w:top w:space="0" w:sz="0" w:val="nil"/>
+          <w:left w:space="0" w:sz="0" w:val="nil"/>
+          <w:bottom w:space="0" w:sz="0" w:val="nil"/>
+          <w:right w:space="0" w:sz="0" w:val="nil"/>
+          <w:between w:space="0" w:sz="0" w:val="nil"/>
+        </w:pBdr>
+        <w:shd w:fill="auto" w:val="clear"/>
+        <w:spacing w:after="0" w:before="0" w:line="276" w:lineRule="auto"/>
+        <w:ind w:left="0" w:right="0" w:firstLine="0"/>
+        <w:jc w:val="left"/>
+        <w:rPr>
+          <w:rFonts w:ascii="Arial" w:cs="Arial" w:eastAsia="Arial" w:hAnsi="Arial"/>
+          <w:b w:val="0"/>
+          <w:bCs w:val="0"/>
+          <w:i w:val="0"/>
+          <w:iCs w:val="0"/>
+          <w:smallCaps w:val="0"/>
+          <w:strike w:val="0"/>
+          <w:color w:val="000000"/>
+          <w:sz w:val="22"/>
+          <w:szCs w:val="22"/>
+          <w:u w:val="none"/>
+          <w:shd w:fill="auto" w:val="clear"/>
+          <w:vertAlign w:val="baseline"/>
+        </w:rPr>
+      </w:pPr>
+      <w:r>
+        <w:rPr>
+          <w:rFonts w:ascii="Arial" w:cs="Arial" w:eastAsia="Arial" w:hAnsi="Arial"/>
+          <w:b w:val="0"/>
+          <w:bCs w:val="0"/>
+          <w:i w:val="0"/>
+          <w:iCs w:val="0"/>
+          <w:smallCaps w:val="0"/>
+          <w:strike w:val="0"/>
+          <w:color w:val="000000"/>
+          <w:sz w:val="22"/>
+          <w:szCs w:val="22"/>
+          <w:u w:val="none"/>
+          <w:shd w:fill="auto" w:val="clear"/>
+          <w:vertAlign w:val="baseline"/>
+          <w:rtl w:val="0"/>
+        </w:rPr>
+        <w:t xml:space="preserve">- Bug CSV parser corrigé : gestion des champs entre guillemets</w:t>
+      </w:r>
+    </w:p>
+    <w:p>
+      <w:pPr>
+        <w:keepNext w:val="0"/>
+        <w:keepLines w:val="0"/>
+        <w:pageBreakBefore w:val="0"/>
+        <w:widowControl w:val="0"/>
+        <w:pBdr>
+          <w:top w:space="0" w:sz="0" w:val="nil"/>
+          <w:left w:space="0" w:sz="0" w:val="nil"/>
+          <w:bottom w:space="0" w:sz="0" w:val="nil"/>
+          <w:right w:space="0" w:sz="0" w:val="nil"/>
+          <w:between w:space="0" w:sz="0" w:val="nil"/>
+        </w:pBdr>
+        <w:shd w:fill="auto" w:val="clear"/>
+        <w:spacing w:after="0" w:before="0" w:line="276" w:lineRule="auto"/>
+        <w:ind w:left="0" w:right="0" w:firstLine="0"/>
+        <w:jc w:val="left"/>
+        <w:rPr>
+          <w:rFonts w:ascii="Arial" w:cs="Arial" w:eastAsia="Arial" w:hAnsi="Arial"/>
+          <w:b w:val="0"/>
+          <w:bCs w:val="0"/>
+          <w:i w:val="0"/>
+          <w:iCs w:val="0"/>
+          <w:smallCaps w:val="0"/>
+          <w:strike w:val="0"/>
+          <w:color w:val="000000"/>
+          <w:sz w:val="22"/>
+          <w:szCs w:val="22"/>
+          <w:u w:val="none"/>
+          <w:shd w:fill="auto" w:val="clear"/>
+          <w:vertAlign w:val="baseline"/>
+        </w:rPr>
+      </w:pPr>
+      <w:r>
+        <w:rPr>
+          <w:rFonts w:ascii="Arial" w:cs="Arial" w:eastAsia="Arial" w:hAnsi="Arial"/>
+          <w:b w:val="0"/>
+          <w:bCs w:val="0"/>
+          <w:i w:val="0"/>
+          <w:iCs w:val="0"/>
+          <w:smallCaps w:val="0"/>
+          <w:strike w:val="0"/>
+          <w:color w:val="000000"/>
+          <w:sz w:val="22"/>
+          <w:szCs w:val="22"/>
+          <w:u w:val="none"/>
+          <w:shd w:fill="auto" w:val="clear"/>
+          <w:vertAlign w:val="baseline"/>
+          <w:rtl w:val="0"/>
+        </w:rPr>
+        <w:t xml:space="preserve">- Bug JS corrigé : suppression du plugin `chartjs-plugin-datalabels` CDN qui crashait le script</w:t>
+      </w:r>
+    </w:p>
+    <w:p>
+      <w:pPr>
+        <w:keepNext w:val="0"/>
+        <w:keepLines w:val="0"/>
+        <w:pageBreakBefore w:val="0"/>
+        <w:widowControl w:val="0"/>
+        <w:pBdr>
+          <w:top w:space="0" w:sz="0" w:val="nil"/>
+          <w:left w:space="0" w:sz="0" w:val="nil"/>
+          <w:bottom w:space="0" w:sz="0" w:val="nil"/>
+          <w:right w:space="0" w:sz="0" w:val="nil"/>
+          <w:between w:space="0" w:sz="0" w:val="nil"/>
+        </w:pBdr>
+        <w:shd w:fill="auto" w:val="clear"/>
+        <w:spacing w:after="0" w:before="0" w:line="276" w:lineRule="auto"/>
+        <w:ind w:left="0" w:right="0" w:firstLine="0"/>
+        <w:jc w:val="left"/>
+        <w:rPr>
+          <w:rFonts w:ascii="Arial" w:cs="Arial" w:eastAsia="Arial" w:hAnsi="Arial"/>
+          <w:b w:val="0"/>
+          <w:bCs w:val="0"/>
+          <w:i w:val="0"/>
+          <w:iCs w:val="0"/>
+          <w:smallCaps w:val="0"/>
+          <w:strike w:val="0"/>
+          <w:color w:val="000000"/>
+          <w:sz w:val="22"/>
+          <w:szCs w:val="22"/>
+          <w:u w:val="none"/>
+          <w:shd w:fill="auto" w:val="clear"/>
+          <w:vertAlign w:val="baseline"/>
+        </w:rPr>
+      </w:pPr>
+      <w:r>
+        <w:rPr>
+          <w:rFonts w:ascii="Arial" w:cs="Arial" w:eastAsia="Arial" w:hAnsi="Arial"/>
+          <w:b w:val="0"/>
+          <w:bCs w:val="0"/>
+          <w:i w:val="0"/>
+          <w:iCs w:val="0"/>
+          <w:smallCaps w:val="0"/>
+          <w:strike w:val="0"/>
+          <w:color w:val="000000"/>
+          <w:sz w:val="22"/>
+          <w:szCs w:val="22"/>
+          <w:u w:val="none"/>
+          <w:shd w:fill="auto" w:val="clear"/>
+          <w:vertAlign w:val="baseline"/>
+          <w:rtl w:val="0"/>
+        </w:rPr>
+        <w:t xml:space="preserve">- Normalisation des headers corrigée : remplacement explicite des accents</w:t>
+      </w:r>
+    </w:p>
+    <w:p>
+      <w:pPr>
+        <w:keepNext w:val="0"/>
+        <w:keepLines w:val="0"/>
+        <w:pageBreakBefore w:val="0"/>
+        <w:widowControl w:val="0"/>
+        <w:pBdr>
+          <w:top w:space="0" w:sz="0" w:val="nil"/>
+          <w:left w:space="0" w:sz="0" w:val="nil"/>
+          <w:bottom w:space="0" w:sz="0" w:val="nil"/>
+          <w:right w:space="0" w:sz="0" w:val="nil"/>
+          <w:between w:space="0" w:sz="0" w:val="nil"/>
+        </w:pBdr>
+        <w:shd w:fill="auto" w:val="clear"/>
+        <w:spacing w:after="0" w:before="0" w:line="276" w:lineRule="auto"/>
+        <w:ind w:left="0" w:right="0" w:firstLine="0"/>
+        <w:jc w:val="left"/>
+        <w:rPr>
+          <w:rFonts w:ascii="Arial" w:cs="Arial" w:eastAsia="Arial" w:hAnsi="Arial"/>
+          <w:b w:val="0"/>
+          <w:bCs w:val="0"/>
+          <w:i w:val="0"/>
+          <w:iCs w:val="0"/>
+          <w:smallCaps w:val="0"/>
+          <w:strike w:val="0"/>
+          <w:color w:val="000000"/>
+          <w:sz w:val="22"/>
+          <w:szCs w:val="22"/>
+          <w:u w:val="none"/>
+          <w:shd w:fill="auto" w:val="clear"/>
+          <w:vertAlign w:val="baseline"/>
+        </w:rPr>
+      </w:pPr>
+      <w:r>
+        <w:rPr>
+          <w:rFonts w:ascii="Arial" w:cs="Arial" w:eastAsia="Arial" w:hAnsi="Arial"/>
+          <w:b w:val="0"/>
+          <w:bCs w:val="0"/>
+          <w:i w:val="0"/>
+          <w:iCs w:val="0"/>
+          <w:smallCaps w:val="0"/>
+          <w:strike w:val="0"/>
+          <w:color w:val="000000"/>
+          <w:sz w:val="22"/>
+          <w:szCs w:val="22"/>
+          <w:u w:val="none"/>
+          <w:shd w:fill="auto" w:val="clear"/>
+          <w:vertAlign w:val="baseline"/>
+          <w:rtl w:val="0"/>
+        </w:rPr>
+        <w:t xml:space="preserve">- CA Global confirmé à **916 k€** sur export_oms_produit_client_911.csv</w:t>
+      </w:r>
+    </w:p>
+    <w:p>
+      <w:pPr>
+        <w:keepNext w:val="0"/>
+        <w:keepLines w:val="0"/>
+        <w:pageBreakBefore w:val="0"/>
+        <w:widowControl w:val="0"/>
+        <w:pBdr>
+          <w:top w:space="0" w:sz="0" w:val="nil"/>
+          <w:left w:space="0" w:sz="0" w:val="nil"/>
+          <w:bottom w:space="0" w:sz="0" w:val="nil"/>
+          <w:right w:space="0" w:sz="0" w:val="nil"/>
+          <w:between w:space="0" w:sz="0" w:val="nil"/>
+        </w:pBdr>
+        <w:shd w:fill="auto" w:val="clear"/>
+        <w:spacing w:after="0" w:before="0" w:line="276" w:lineRule="auto"/>
+        <w:ind w:left="0" w:right="0" w:firstLine="0"/>
+        <w:jc w:val="left"/>
+        <w:rPr>
+          <w:rFonts w:ascii="Arial" w:cs="Arial" w:eastAsia="Arial" w:hAnsi="Arial"/>
+          <w:b w:val="0"/>
+          <w:bCs w:val="0"/>
+          <w:i w:val="0"/>
+          <w:iCs w:val="0"/>
+          <w:smallCaps w:val="0"/>
+          <w:strike w:val="0"/>
+          <w:color w:val="000000"/>
+          <w:sz w:val="22"/>
+          <w:szCs w:val="22"/>
+          <w:u w:val="none"/>
+          <w:shd w:fill="auto" w:val="clear"/>
+          <w:vertAlign w:val="baseline"/>
+        </w:rPr>
+      </w:pPr>
+      <w:r>
+        <w:rPr>
+          <w:rFonts w:ascii="Arial" w:cs="Arial" w:eastAsia="Arial" w:hAnsi="Arial"/>
+          <w:b w:val="0"/>
+          <w:bCs w:val="0"/>
+          <w:i w:val="0"/>
+          <w:iCs w:val="0"/>
+          <w:smallCaps w:val="0"/>
+          <w:strike w:val="0"/>
+          <w:color w:val="000000"/>
+          <w:sz w:val="22"/>
+          <w:szCs w:val="22"/>
+          <w:u w:val="none"/>
+          <w:shd w:fill="auto" w:val="clear"/>
+          <w:vertAlign w:val="baseline"/>
+          <w:rtl w:val="0"/>
+        </w:rPr>
+        <w:t xml:space="preserve">- Diagnostic embarqué (masqué par défaut, bouton "Diagnostic")</w:t>
+      </w:r>
+    </w:p>
+    <w:p>
+      <w:pPr>
+        <w:keepNext w:val="0"/>
+        <w:keepLines w:val="0"/>
+        <w:pageBreakBefore w:val="0"/>
+        <w:widowControl w:val="0"/>
+        <w:pBdr>
+          <w:top w:space="0" w:sz="0" w:val="nil"/>
+          <w:left w:space="0" w:sz="0" w:val="nil"/>
+          <w:bottom w:space="0" w:sz="0" w:val="nil"/>
+          <w:right w:space="0" w:sz="0" w:val="nil"/>
+          <w:between w:space="0" w:sz="0" w:val="nil"/>
+        </w:pBdr>
+        <w:shd w:fill="auto" w:val="clear"/>
+        <w:spacing w:after="0" w:before="0" w:line="276" w:lineRule="auto"/>
+        <w:ind w:left="0" w:right="0" w:firstLine="0"/>
+        <w:jc w:val="left"/>
+        <w:rPr>
+          <w:rFonts w:ascii="Arial" w:cs="Arial" w:eastAsia="Arial" w:hAnsi="Arial"/>
+          <w:b w:val="0"/>
+          <w:bCs w:val="0"/>
+          <w:i w:val="0"/>
+          <w:iCs w:val="0"/>
+          <w:smallCaps w:val="0"/>
+          <w:strike w:val="0"/>
+          <w:color w:val="000000"/>
+          <w:sz w:val="22"/>
+          <w:szCs w:val="22"/>
+          <w:u w:val="none"/>
+          <w:shd w:fill="auto" w:val="clear"/>
+          <w:vertAlign w:val="baseline"/>
+        </w:rPr>
+      </w:pPr>
+      <w:r>
+        <w:rPr>
+          <w:rFonts w:ascii="Arial" w:cs="Arial" w:eastAsia="Arial" w:hAnsi="Arial"/>
+          <w:b w:val="0"/>
+          <w:bCs w:val="0"/>
+          <w:i w:val="0"/>
+          <w:iCs w:val="0"/>
+          <w:smallCaps w:val="0"/>
+          <w:strike w:val="0"/>
+          <w:color w:val="000000"/>
+          <w:sz w:val="22"/>
+          <w:szCs w:val="22"/>
+          <w:u w:val="none"/>
+          <w:shd w:fill="auto" w:val="clear"/>
+          <w:vertAlign w:val="baseline"/>
+          <w:rtl w:val="0"/>
+        </w:rPr>
+        <w:t xml:space="preserve">- Graphiques fixés en hauteur (220px) — ne s'étendent plus</w:t>
+      </w:r>
+    </w:p>
+    <w:p>
+      <w:pPr>
+        <w:keepNext w:val="0"/>
+        <w:keepLines w:val="0"/>
+        <w:pageBreakBefore w:val="0"/>
+        <w:widowControl w:val="0"/>
+        <w:pBdr>
+          <w:top w:space="0" w:sz="0" w:val="nil"/>
+          <w:left w:space="0" w:sz="0" w:val="nil"/>
+          <w:bottom w:space="0" w:sz="0" w:val="nil"/>
+          <w:right w:space="0" w:sz="0" w:val="nil"/>
+          <w:between w:space="0" w:sz="0" w:val="nil"/>
+        </w:pBdr>
+        <w:shd w:fill="auto" w:val="clear"/>
+        <w:spacing w:after="0" w:before="0" w:line="276" w:lineRule="auto"/>
+        <w:ind w:left="0" w:right="0" w:firstLine="0"/>
+        <w:jc w:val="left"/>
+        <w:rPr>
+          <w:rFonts w:ascii="Arial" w:cs="Arial" w:eastAsia="Arial" w:hAnsi="Arial"/>
+          <w:b w:val="0"/>
+          <w:bCs w:val="0"/>
+          <w:i w:val="0"/>
+          <w:iCs w:val="0"/>
+          <w:smallCaps w:val="0"/>
+          <w:strike w:val="0"/>
+          <w:color w:val="000000"/>
+          <w:sz w:val="22"/>
+          <w:szCs w:val="22"/>
+          <w:u w:val="none"/>
+          <w:shd w:fill="auto" w:val="clear"/>
+          <w:vertAlign w:val="baseline"/>
+        </w:rPr>
+      </w:pPr>
+      <w:r>
+        <w:rPr>
+          <w:rFonts w:ascii="Arial" w:cs="Arial" w:eastAsia="Arial" w:hAnsi="Arial"/>
+          <w:b w:val="0"/>
+          <w:bCs w:val="0"/>
+          <w:i w:val="0"/>
+          <w:iCs w:val="0"/>
+          <w:smallCaps w:val="0"/>
+          <w:strike w:val="0"/>
+          <w:color w:val="000000"/>
+          <w:sz w:val="22"/>
+          <w:szCs w:val="22"/>
+          <w:u w:val="none"/>
+          <w:shd w:fill="auto" w:val="clear"/>
+          <w:vertAlign w:val="baseline"/>
+          <w:rtl w:val="0"/>
+        </w:rPr>
+        <w:t xml:space="preserve">- **Écran de staging multi-fichiers** : slots N / N-1 pour OMS, Y2, GA — drag &amp; drop, validation manuelle avant chargement</w:t>
+      </w:r>
+    </w:p>
+    <w:p>
+      <w:pPr>
+        <w:keepNext w:val="0"/>
+        <w:keepLines w:val="0"/>
+        <w:pageBreakBefore w:val="0"/>
+        <w:widowControl w:val="0"/>
+        <w:pBdr>
+          <w:top w:space="0" w:sz="0" w:val="nil"/>
+          <w:left w:space="0" w:sz="0" w:val="nil"/>
+          <w:bottom w:space="0" w:sz="0" w:val="nil"/>
+          <w:right w:space="0" w:sz="0" w:val="nil"/>
+          <w:between w:space="0" w:sz="0" w:val="nil"/>
+        </w:pBdr>
+        <w:shd w:fill="auto" w:val="clear"/>
+        <w:spacing w:after="0" w:before="0" w:line="276" w:lineRule="auto"/>
+        <w:ind w:left="0" w:right="0" w:firstLine="0"/>
+        <w:jc w:val="left"/>
+        <w:rPr>
+          <w:rFonts w:ascii="Arial" w:cs="Arial" w:eastAsia="Arial" w:hAnsi="Arial"/>
+          <w:b w:val="0"/>
+          <w:bCs w:val="0"/>
+          <w:i w:val="0"/>
+          <w:iCs w:val="0"/>
+          <w:smallCaps w:val="0"/>
+          <w:strike w:val="0"/>
+          <w:color w:val="000000"/>
+          <w:sz w:val="22"/>
+          <w:szCs w:val="22"/>
+          <w:u w:val="none"/>
+          <w:shd w:fill="auto" w:val="clear"/>
+          <w:vertAlign w:val="baseline"/>
+        </w:rPr>
+      </w:pPr>
+      <w:r>
+        <w:rPr>
+          <w:rFonts w:ascii="Arial" w:cs="Arial" w:eastAsia="Arial" w:hAnsi="Arial"/>
+          <w:b w:val="0"/>
+          <w:bCs w:val="0"/>
+          <w:i w:val="0"/>
+          <w:iCs w:val="0"/>
+          <w:smallCaps w:val="0"/>
+          <w:strike w:val="0"/>
+          <w:color w:val="000000"/>
+          <w:sz w:val="22"/>
+          <w:szCs w:val="22"/>
+          <w:u w:val="none"/>
+          <w:shd w:fill="auto" w:val="clear"/>
+          <w:vertAlign w:val="baseline"/>
+          <w:rtl w:val="0"/>
+        </w:rPr>
+        <w:t xml:space="preserve">- Dashboard dynamique : sections Y2 et GA masquées si fichiers non chargés</w:t>
+      </w:r>
+    </w:p>
+    <w:p>
+      <w:pPr>
+        <w:keepNext w:val="0"/>
+        <w:keepLines w:val="0"/>
+        <w:pageBreakBefore w:val="0"/>
+        <w:widowControl w:val="0"/>
+        <w:pBdr>
+          <w:top w:space="0" w:sz="0" w:val="nil"/>
+          <w:left w:space="0" w:sz="0" w:val="nil"/>
+          <w:bottom w:space="0" w:sz="0" w:val="nil"/>
+          <w:right w:space="0" w:sz="0" w:val="nil"/>
+          <w:between w:space="0" w:sz="0" w:val="nil"/>
+        </w:pBdr>
+        <w:shd w:fill="auto" w:val="clear"/>
+        <w:spacing w:after="0" w:before="0" w:line="276" w:lineRule="auto"/>
+        <w:ind w:left="0" w:right="0" w:firstLine="0"/>
+        <w:jc w:val="left"/>
+        <w:rPr>
+          <w:rFonts w:ascii="Arial" w:cs="Arial" w:eastAsia="Arial" w:hAnsi="Arial"/>
+          <w:b w:val="0"/>
+          <w:bCs w:val="0"/>
+          <w:i w:val="0"/>
+          <w:iCs w:val="0"/>
+          <w:smallCaps w:val="0"/>
+          <w:strike w:val="0"/>
+          <w:color w:val="000000"/>
+          <w:sz w:val="22"/>
+          <w:szCs w:val="22"/>
+          <w:u w:val="none"/>
+          <w:shd w:fill="auto" w:val="clear"/>
+          <w:vertAlign w:val="baseline"/>
+        </w:rPr>
+      </w:pPr>
+      <w:r>
+        <w:rPr>
+          <w:rFonts w:ascii="Arial" w:cs="Arial" w:eastAsia="Arial" w:hAnsi="Arial"/>
+          <w:b w:val="0"/>
+          <w:bCs w:val="0"/>
+          <w:i w:val="0"/>
+          <w:iCs w:val="0"/>
+          <w:smallCaps w:val="0"/>
+          <w:strike w:val="0"/>
+          <w:color w:val="000000"/>
+          <w:sz w:val="22"/>
+          <w:szCs w:val="22"/>
+          <w:u w:val="none"/>
+          <w:shd w:fill="auto" w:val="clear"/>
+          <w:vertAlign w:val="baseline"/>
+          <w:rtl w:val="0"/>
+        </w:rPr>
+        <w:t xml:space="preserve">- Comparaison N-1 : utilise le fichier N-1 chargé s'il existe, sinon cherche dans le fichier N</w:t>
       </w:r>
     </w:p>
     <w:p>
@@ -868,326 +1200,538 @@
       </w:pPr>
       <w:r>
         <w:rPr>
-          <w:rFonts w:ascii="Arial Unicode MS" w:cs="Arial Unicode MS" w:eastAsia="Arial Unicode MS" w:hAnsi="Arial Unicode MS"/>
-          <w:b w:val="0"/>
-          <w:bCs w:val="0"/>
-          <w:i w:val="0"/>
-          <w:iCs w:val="0"/>
-          <w:smallCaps w:val="0"/>
-          <w:strike w:val="0"/>
-          <w:color w:val="000000"/>
-          <w:sz w:val="22"/>
-          <w:szCs w:val="22"/>
-          <w:u w:val="none"/>
-          <w:shd w:fill="auto" w:val="clear"/>
-          <w:vertAlign w:val="baseline"/>
-          <w:rtl w:val="0"/>
-        </w:rPr>
-        <w:t xml:space="preserve">- Architecture v1 : HTML pur côté client, SheetJS + Chart.js → raison : aucune dépendance serveur, données restent locales</w:t>
-      </w:r>
-    </w:p>
-    <w:p>
-      <w:pPr>
-        <w:keepNext w:val="0"/>
-        <w:keepLines w:val="0"/>
-        <w:pageBreakBefore w:val="0"/>
-        <w:widowControl w:val="0"/>
-        <w:pBdr>
-          <w:top w:space="0" w:sz="0" w:val="nil"/>
-          <w:left w:space="0" w:sz="0" w:val="nil"/>
-          <w:bottom w:space="0" w:sz="0" w:val="nil"/>
-          <w:right w:space="0" w:sz="0" w:val="nil"/>
-          <w:between w:space="0" w:sz="0" w:val="nil"/>
-        </w:pBdr>
-        <w:shd w:fill="auto" w:val="clear"/>
-        <w:spacing w:after="0" w:before="0" w:line="276" w:lineRule="auto"/>
-        <w:ind w:left="0" w:right="0" w:firstLine="0"/>
-        <w:jc w:val="left"/>
-        <w:rPr>
-          <w:rFonts w:ascii="Arial" w:cs="Arial" w:eastAsia="Arial" w:hAnsi="Arial"/>
-          <w:b w:val="0"/>
-          <w:bCs w:val="0"/>
-          <w:i w:val="0"/>
-          <w:iCs w:val="0"/>
-          <w:smallCaps w:val="0"/>
-          <w:strike w:val="0"/>
-          <w:color w:val="000000"/>
-          <w:sz w:val="22"/>
-          <w:szCs w:val="22"/>
-          <w:u w:val="none"/>
-          <w:shd w:fill="auto" w:val="clear"/>
-          <w:vertAlign w:val="baseline"/>
-        </w:rPr>
-      </w:pPr>
-      <w:r>
-        <w:rPr>
-          <w:rFonts w:ascii="Arial Unicode MS" w:cs="Arial Unicode MS" w:eastAsia="Arial Unicode MS" w:hAnsi="Arial Unicode MS"/>
-          <w:b w:val="0"/>
-          <w:bCs w:val="0"/>
-          <w:i w:val="0"/>
-          <w:iCs w:val="0"/>
-          <w:smallCaps w:val="0"/>
-          <w:strike w:val="0"/>
-          <w:color w:val="000000"/>
-          <w:sz w:val="22"/>
-          <w:szCs w:val="22"/>
-          <w:u w:val="none"/>
-          <w:shd w:fill="auto" w:val="clear"/>
-          <w:vertAlign w:val="baseline"/>
-          <w:rtl w:val="0"/>
-        </w:rPr>
-        <w:t xml:space="preserve">- Mapping de colonnes : détection automatique avec correction manuelle → raison : colonnes inconnues a priori</w:t>
-      </w:r>
-    </w:p>
-    <w:p>
-      <w:pPr>
-        <w:keepNext w:val="0"/>
-        <w:keepLines w:val="0"/>
-        <w:pageBreakBefore w:val="0"/>
-        <w:widowControl w:val="0"/>
-        <w:pBdr>
-          <w:top w:space="0" w:sz="0" w:val="nil"/>
-          <w:left w:space="0" w:sz="0" w:val="nil"/>
-          <w:bottom w:space="0" w:sz="0" w:val="nil"/>
-          <w:right w:space="0" w:sz="0" w:val="nil"/>
-          <w:between w:space="0" w:sz="0" w:val="nil"/>
-        </w:pBdr>
-        <w:shd w:fill="auto" w:val="clear"/>
-        <w:spacing w:after="0" w:before="0" w:line="276" w:lineRule="auto"/>
-        <w:ind w:left="0" w:right="0" w:firstLine="0"/>
-        <w:jc w:val="left"/>
-        <w:rPr>
-          <w:rFonts w:ascii="Arial" w:cs="Arial" w:eastAsia="Arial" w:hAnsi="Arial"/>
-          <w:b w:val="0"/>
-          <w:bCs w:val="0"/>
-          <w:i w:val="0"/>
-          <w:iCs w:val="0"/>
-          <w:smallCaps w:val="0"/>
-          <w:strike w:val="0"/>
-          <w:color w:val="000000"/>
-          <w:sz w:val="22"/>
-          <w:szCs w:val="22"/>
-          <w:u w:val="none"/>
-          <w:shd w:fill="auto" w:val="clear"/>
-          <w:vertAlign w:val="baseline"/>
-        </w:rPr>
-      </w:pPr>
-      <w:r>
-        <w:rPr>
-          <w:rtl w:val="0"/>
-        </w:rPr>
-      </w:r>
-    </w:p>
-    <w:p>
-      <w:pPr>
-        <w:keepNext w:val="0"/>
-        <w:keepLines w:val="0"/>
-        <w:pageBreakBefore w:val="0"/>
-        <w:widowControl w:val="0"/>
-        <w:pBdr>
-          <w:top w:space="0" w:sz="0" w:val="nil"/>
-          <w:left w:space="0" w:sz="0" w:val="nil"/>
-          <w:bottom w:space="0" w:sz="0" w:val="nil"/>
-          <w:right w:space="0" w:sz="0" w:val="nil"/>
-          <w:between w:space="0" w:sz="0" w:val="nil"/>
-        </w:pBdr>
-        <w:shd w:fill="auto" w:val="clear"/>
-        <w:spacing w:after="0" w:before="0" w:line="276" w:lineRule="auto"/>
-        <w:ind w:left="0" w:right="0" w:firstLine="0"/>
-        <w:jc w:val="left"/>
-        <w:rPr>
-          <w:rFonts w:ascii="Arial" w:cs="Arial" w:eastAsia="Arial" w:hAnsi="Arial"/>
-          <w:b w:val="0"/>
-          <w:bCs w:val="0"/>
-          <w:i w:val="0"/>
-          <w:iCs w:val="0"/>
-          <w:smallCaps w:val="0"/>
-          <w:strike w:val="0"/>
-          <w:color w:val="000000"/>
-          <w:sz w:val="22"/>
-          <w:szCs w:val="22"/>
-          <w:u w:val="none"/>
-          <w:shd w:fill="auto" w:val="clear"/>
-          <w:vertAlign w:val="baseline"/>
-        </w:rPr>
-      </w:pPr>
-      <w:r>
-        <w:rPr>
-          <w:rFonts w:ascii="Arial" w:cs="Arial" w:eastAsia="Arial" w:hAnsi="Arial"/>
-          <w:b w:val="0"/>
-          <w:bCs w:val="0"/>
-          <w:i w:val="0"/>
-          <w:iCs w:val="0"/>
-          <w:smallCaps w:val="0"/>
-          <w:strike w:val="0"/>
-          <w:color w:val="000000"/>
-          <w:sz w:val="22"/>
-          <w:szCs w:val="22"/>
-          <w:u w:val="none"/>
-          <w:shd w:fill="auto" w:val="clear"/>
-          <w:vertAlign w:val="baseline"/>
-          <w:rtl w:val="0"/>
-        </w:rPr>
-        <w:t xml:space="preserve">### Points ouverts / Risques</w:t>
-      </w:r>
-    </w:p>
-    <w:p>
-      <w:pPr>
-        <w:keepNext w:val="0"/>
-        <w:keepLines w:val="0"/>
-        <w:pageBreakBefore w:val="0"/>
-        <w:widowControl w:val="0"/>
-        <w:pBdr>
-          <w:top w:space="0" w:sz="0" w:val="nil"/>
-          <w:left w:space="0" w:sz="0" w:val="nil"/>
-          <w:bottom w:space="0" w:sz="0" w:val="nil"/>
-          <w:right w:space="0" w:sz="0" w:val="nil"/>
-          <w:between w:space="0" w:sz="0" w:val="nil"/>
-        </w:pBdr>
-        <w:shd w:fill="auto" w:val="clear"/>
-        <w:spacing w:after="0" w:before="0" w:line="276" w:lineRule="auto"/>
-        <w:ind w:left="0" w:right="0" w:firstLine="0"/>
-        <w:jc w:val="left"/>
-        <w:rPr>
-          <w:rFonts w:ascii="Arial" w:cs="Arial" w:eastAsia="Arial" w:hAnsi="Arial"/>
-          <w:b w:val="0"/>
-          <w:bCs w:val="0"/>
-          <w:i w:val="0"/>
-          <w:iCs w:val="0"/>
-          <w:smallCaps w:val="0"/>
-          <w:strike w:val="0"/>
-          <w:color w:val="000000"/>
-          <w:sz w:val="22"/>
-          <w:szCs w:val="22"/>
-          <w:u w:val="none"/>
-          <w:shd w:fill="auto" w:val="clear"/>
-          <w:vertAlign w:val="baseline"/>
-        </w:rPr>
-      </w:pPr>
-      <w:r>
-        <w:rPr>
-          <w:rFonts w:ascii="Arial" w:cs="Arial" w:eastAsia="Arial" w:hAnsi="Arial"/>
-          <w:b w:val="0"/>
-          <w:bCs w:val="0"/>
-          <w:i w:val="0"/>
-          <w:iCs w:val="0"/>
-          <w:smallCaps w:val="0"/>
-          <w:strike w:val="0"/>
-          <w:color w:val="000000"/>
-          <w:sz w:val="22"/>
-          <w:szCs w:val="22"/>
-          <w:u w:val="none"/>
-          <w:shd w:fill="auto" w:val="clear"/>
-          <w:vertAlign w:val="baseline"/>
-          <w:rtl w:val="0"/>
-        </w:rPr>
-        <w:t xml:space="preserve">- ⚠️ Colonnes réelles de wshop et Y2 inconnues — la détection auto peut échouer → attendre les fichiers exemples</w:t>
-      </w:r>
-    </w:p>
-    <w:p>
-      <w:pPr>
-        <w:keepNext w:val="0"/>
-        <w:keepLines w:val="0"/>
-        <w:pageBreakBefore w:val="0"/>
-        <w:widowControl w:val="0"/>
-        <w:pBdr>
-          <w:top w:space="0" w:sz="0" w:val="nil"/>
-          <w:left w:space="0" w:sz="0" w:val="nil"/>
-          <w:bottom w:space="0" w:sz="0" w:val="nil"/>
-          <w:right w:space="0" w:sz="0" w:val="nil"/>
-          <w:between w:space="0" w:sz="0" w:val="nil"/>
-        </w:pBdr>
-        <w:shd w:fill="auto" w:val="clear"/>
-        <w:spacing w:after="0" w:before="0" w:line="276" w:lineRule="auto"/>
-        <w:ind w:left="0" w:right="0" w:firstLine="0"/>
-        <w:jc w:val="left"/>
-        <w:rPr>
-          <w:rFonts w:ascii="Arial" w:cs="Arial" w:eastAsia="Arial" w:hAnsi="Arial"/>
-          <w:b w:val="0"/>
-          <w:bCs w:val="0"/>
-          <w:i w:val="0"/>
-          <w:iCs w:val="0"/>
-          <w:smallCaps w:val="0"/>
-          <w:strike w:val="0"/>
-          <w:color w:val="000000"/>
-          <w:sz w:val="22"/>
-          <w:szCs w:val="22"/>
-          <w:u w:val="none"/>
-          <w:shd w:fill="auto" w:val="clear"/>
-          <w:vertAlign w:val="baseline"/>
-        </w:rPr>
-      </w:pPr>
-      <w:r>
-        <w:rPr>
-          <w:rFonts w:ascii="Arial" w:cs="Arial" w:eastAsia="Arial" w:hAnsi="Arial"/>
-          <w:b w:val="0"/>
-          <w:bCs w:val="0"/>
-          <w:i w:val="0"/>
-          <w:iCs w:val="0"/>
-          <w:smallCaps w:val="0"/>
-          <w:strike w:val="0"/>
-          <w:color w:val="000000"/>
-          <w:sz w:val="22"/>
-          <w:szCs w:val="22"/>
-          <w:u w:val="none"/>
-          <w:shd w:fill="auto" w:val="clear"/>
-          <w:vertAlign w:val="baseline"/>
-          <w:rtl w:val="0"/>
-        </w:rPr>
-        <w:t xml:space="preserve">- ⚠️ Format d'export GA à confirmer (GA4 vs Universal Analytics, CSV brut vs rapport personnalisé)</w:t>
-      </w:r>
-    </w:p>
-    <w:p>
-      <w:pPr>
-        <w:keepNext w:val="0"/>
-        <w:keepLines w:val="0"/>
-        <w:pageBreakBefore w:val="0"/>
-        <w:widowControl w:val="0"/>
-        <w:pBdr>
-          <w:top w:space="0" w:sz="0" w:val="nil"/>
-          <w:left w:space="0" w:sz="0" w:val="nil"/>
-          <w:bottom w:space="0" w:sz="0" w:val="nil"/>
-          <w:right w:space="0" w:sz="0" w:val="nil"/>
-          <w:between w:space="0" w:sz="0" w:val="nil"/>
-        </w:pBdr>
-        <w:shd w:fill="auto" w:val="clear"/>
-        <w:spacing w:after="0" w:before="0" w:line="276" w:lineRule="auto"/>
-        <w:ind w:left="0" w:right="0" w:firstLine="0"/>
-        <w:jc w:val="left"/>
-        <w:rPr>
-          <w:rFonts w:ascii="Arial" w:cs="Arial" w:eastAsia="Arial" w:hAnsi="Arial"/>
-          <w:b w:val="0"/>
-          <w:bCs w:val="0"/>
-          <w:i w:val="0"/>
-          <w:iCs w:val="0"/>
-          <w:smallCaps w:val="0"/>
-          <w:strike w:val="0"/>
-          <w:color w:val="000000"/>
-          <w:sz w:val="22"/>
-          <w:szCs w:val="22"/>
-          <w:u w:val="none"/>
-          <w:shd w:fill="auto" w:val="clear"/>
-          <w:vertAlign w:val="baseline"/>
-        </w:rPr>
-      </w:pPr>
-      <w:r>
-        <w:rPr>
-          <w:rFonts w:ascii="Arial" w:cs="Arial" w:eastAsia="Arial" w:hAnsi="Arial"/>
-          <w:b w:val="0"/>
-          <w:bCs w:val="0"/>
-          <w:i w:val="0"/>
-          <w:iCs w:val="0"/>
-          <w:smallCaps w:val="0"/>
-          <w:strike w:val="0"/>
-          <w:color w:val="000000"/>
-          <w:sz w:val="22"/>
-          <w:szCs w:val="22"/>
-          <w:u w:val="none"/>
-          <w:shd w:fill="auto" w:val="clear"/>
-          <w:vertAlign w:val="baseline"/>
-          <w:rtl w:val="0"/>
-        </w:rPr>
-        <w:t xml:space="preserve">- 🔲 Architecture v2 (connexions directes API) non définie — à traiter après v1 validée</w:t>
+          <w:rFonts w:ascii="Arial" w:cs="Arial" w:eastAsia="Arial" w:hAnsi="Arial"/>
+          <w:b w:val="0"/>
+          <w:bCs w:val="0"/>
+          <w:i w:val="0"/>
+          <w:iCs w:val="0"/>
+          <w:smallCaps w:val="0"/>
+          <w:strike w:val="0"/>
+          <w:color w:val="000000"/>
+          <w:sz w:val="22"/>
+          <w:szCs w:val="22"/>
+          <w:u w:val="none"/>
+          <w:shd w:fill="auto" w:val="clear"/>
+          <w:vertAlign w:val="baseline"/>
+          <w:rtl w:val="0"/>
+        </w:rPr>
+        <w:t xml:space="preserve">- Architecture v1 maintenue : HTML pur côté client, SheetJS + Chart.js, aucun serveur</w:t>
+      </w:r>
+    </w:p>
+    <w:p>
+      <w:pPr>
+        <w:keepNext w:val="0"/>
+        <w:keepLines w:val="0"/>
+        <w:pageBreakBefore w:val="0"/>
+        <w:widowControl w:val="0"/>
+        <w:pBdr>
+          <w:top w:space="0" w:sz="0" w:val="nil"/>
+          <w:left w:space="0" w:sz="0" w:val="nil"/>
+          <w:bottom w:space="0" w:sz="0" w:val="nil"/>
+          <w:right w:space="0" w:sz="0" w:val="nil"/>
+          <w:between w:space="0" w:sz="0" w:val="nil"/>
+        </w:pBdr>
+        <w:shd w:fill="auto" w:val="clear"/>
+        <w:spacing w:after="0" w:before="0" w:line="276" w:lineRule="auto"/>
+        <w:ind w:left="0" w:right="0" w:firstLine="0"/>
+        <w:jc w:val="left"/>
+        <w:rPr>
+          <w:rFonts w:ascii="Arial" w:cs="Arial" w:eastAsia="Arial" w:hAnsi="Arial"/>
+          <w:b w:val="0"/>
+          <w:bCs w:val="0"/>
+          <w:i w:val="0"/>
+          <w:iCs w:val="0"/>
+          <w:smallCaps w:val="0"/>
+          <w:strike w:val="0"/>
+          <w:color w:val="000000"/>
+          <w:sz w:val="22"/>
+          <w:szCs w:val="22"/>
+          <w:u w:val="none"/>
+          <w:shd w:fill="auto" w:val="clear"/>
+          <w:vertAlign w:val="baseline"/>
+        </w:rPr>
+      </w:pPr>
+      <w:r>
+        <w:rPr>
+          <w:rFonts w:ascii="Arial" w:cs="Arial" w:eastAsia="Arial" w:hAnsi="Arial"/>
+          <w:b w:val="0"/>
+          <w:bCs w:val="0"/>
+          <w:i w:val="0"/>
+          <w:iCs w:val="0"/>
+          <w:smallCaps w:val="0"/>
+          <w:strike w:val="0"/>
+          <w:color w:val="000000"/>
+          <w:sz w:val="22"/>
+          <w:szCs w:val="22"/>
+          <w:u w:val="none"/>
+          <w:shd w:fill="auto" w:val="clear"/>
+          <w:vertAlign w:val="baseline"/>
+          <w:rtl w:val="0"/>
+        </w:rPr>
+        <w:t xml:space="preserve">- CA Global = somme "Prix de vente payé" SAUF Type Paiement contenant "gl.com" ou "printemps"</w:t>
+      </w:r>
+    </w:p>
+    <w:p>
+      <w:pPr>
+        <w:keepNext w:val="0"/>
+        <w:keepLines w:val="0"/>
+        <w:pageBreakBefore w:val="0"/>
+        <w:widowControl w:val="0"/>
+        <w:pBdr>
+          <w:top w:space="0" w:sz="0" w:val="nil"/>
+          <w:left w:space="0" w:sz="0" w:val="nil"/>
+          <w:bottom w:space="0" w:sz="0" w:val="nil"/>
+          <w:right w:space="0" w:sz="0" w:val="nil"/>
+          <w:between w:space="0" w:sz="0" w:val="nil"/>
+        </w:pBdr>
+        <w:shd w:fill="auto" w:val="clear"/>
+        <w:spacing w:after="0" w:before="0" w:line="276" w:lineRule="auto"/>
+        <w:ind w:left="0" w:right="0" w:firstLine="0"/>
+        <w:jc w:val="left"/>
+        <w:rPr>
+          <w:rFonts w:ascii="Arial" w:cs="Arial" w:eastAsia="Arial" w:hAnsi="Arial"/>
+          <w:b w:val="0"/>
+          <w:bCs w:val="0"/>
+          <w:i w:val="0"/>
+          <w:iCs w:val="0"/>
+          <w:smallCaps w:val="0"/>
+          <w:strike w:val="0"/>
+          <w:color w:val="000000"/>
+          <w:sz w:val="22"/>
+          <w:szCs w:val="22"/>
+          <w:u w:val="none"/>
+          <w:shd w:fill="auto" w:val="clear"/>
+          <w:vertAlign w:val="baseline"/>
+        </w:rPr>
+      </w:pPr>
+      <w:r>
+        <w:rPr>
+          <w:rFonts w:ascii="Arial" w:cs="Arial" w:eastAsia="Arial" w:hAnsi="Arial"/>
+          <w:b w:val="0"/>
+          <w:bCs w:val="0"/>
+          <w:i w:val="0"/>
+          <w:iCs w:val="0"/>
+          <w:smallCaps w:val="0"/>
+          <w:strike w:val="0"/>
+          <w:color w:val="000000"/>
+          <w:sz w:val="22"/>
+          <w:szCs w:val="22"/>
+          <w:u w:val="none"/>
+          <w:shd w:fill="auto" w:val="clear"/>
+          <w:vertAlign w:val="baseline"/>
+          <w:rtl w:val="0"/>
+        </w:rPr>
+        <w:t xml:space="preserve">- Encodage fichier wshop : windows-1252</w:t>
+      </w:r>
+    </w:p>
+    <w:p>
+      <w:pPr>
+        <w:keepNext w:val="0"/>
+        <w:keepLines w:val="0"/>
+        <w:pageBreakBefore w:val="0"/>
+        <w:widowControl w:val="0"/>
+        <w:pBdr>
+          <w:top w:space="0" w:sz="0" w:val="nil"/>
+          <w:left w:space="0" w:sz="0" w:val="nil"/>
+          <w:bottom w:space="0" w:sz="0" w:val="nil"/>
+          <w:right w:space="0" w:sz="0" w:val="nil"/>
+          <w:between w:space="0" w:sz="0" w:val="nil"/>
+        </w:pBdr>
+        <w:shd w:fill="auto" w:val="clear"/>
+        <w:spacing w:after="0" w:before="0" w:line="276" w:lineRule="auto"/>
+        <w:ind w:left="0" w:right="0" w:firstLine="0"/>
+        <w:jc w:val="left"/>
+        <w:rPr>
+          <w:rFonts w:ascii="Arial" w:cs="Arial" w:eastAsia="Arial" w:hAnsi="Arial"/>
+          <w:b w:val="0"/>
+          <w:bCs w:val="0"/>
+          <w:i w:val="0"/>
+          <w:iCs w:val="0"/>
+          <w:smallCaps w:val="0"/>
+          <w:strike w:val="0"/>
+          <w:color w:val="000000"/>
+          <w:sz w:val="22"/>
+          <w:szCs w:val="22"/>
+          <w:u w:val="none"/>
+          <w:shd w:fill="auto" w:val="clear"/>
+          <w:vertAlign w:val="baseline"/>
+        </w:rPr>
+      </w:pPr>
+      <w:r>
+        <w:rPr>
+          <w:rFonts w:ascii="Arial" w:cs="Arial" w:eastAsia="Arial" w:hAnsi="Arial"/>
+          <w:b w:val="0"/>
+          <w:bCs w:val="0"/>
+          <w:i w:val="0"/>
+          <w:iCs w:val="0"/>
+          <w:smallCaps w:val="0"/>
+          <w:strike w:val="0"/>
+          <w:color w:val="000000"/>
+          <w:sz w:val="22"/>
+          <w:szCs w:val="22"/>
+          <w:u w:val="none"/>
+          <w:shd w:fill="auto" w:val="clear"/>
+          <w:vertAlign w:val="baseline"/>
+          <w:rtl w:val="0"/>
+        </w:rPr>
+        <w:t xml:space="preserve">- Identification des fichiers : l'utilisateur choisit le slot manuellement (pas d'auto-détection)</w:t>
+      </w:r>
+    </w:p>
+    <w:p>
+      <w:pPr>
+        <w:keepNext w:val="0"/>
+        <w:keepLines w:val="0"/>
+        <w:pageBreakBefore w:val="0"/>
+        <w:widowControl w:val="0"/>
+        <w:pBdr>
+          <w:top w:space="0" w:sz="0" w:val="nil"/>
+          <w:left w:space="0" w:sz="0" w:val="nil"/>
+          <w:bottom w:space="0" w:sz="0" w:val="nil"/>
+          <w:right w:space="0" w:sz="0" w:val="nil"/>
+          <w:between w:space="0" w:sz="0" w:val="nil"/>
+        </w:pBdr>
+        <w:shd w:fill="auto" w:val="clear"/>
+        <w:spacing w:after="0" w:before="0" w:line="276" w:lineRule="auto"/>
+        <w:ind w:left="0" w:right="0" w:firstLine="0"/>
+        <w:jc w:val="left"/>
+        <w:rPr>
+          <w:rFonts w:ascii="Arial" w:cs="Arial" w:eastAsia="Arial" w:hAnsi="Arial"/>
+          <w:b w:val="0"/>
+          <w:bCs w:val="0"/>
+          <w:i w:val="0"/>
+          <w:iCs w:val="0"/>
+          <w:smallCaps w:val="0"/>
+          <w:strike w:val="0"/>
+          <w:color w:val="000000"/>
+          <w:sz w:val="22"/>
+          <w:szCs w:val="22"/>
+          <w:u w:val="none"/>
+          <w:shd w:fill="auto" w:val="clear"/>
+          <w:vertAlign w:val="baseline"/>
+        </w:rPr>
+      </w:pPr>
+      <w:r>
+        <w:rPr>
+          <w:rFonts w:ascii="Arial" w:cs="Arial" w:eastAsia="Arial" w:hAnsi="Arial"/>
+          <w:b w:val="0"/>
+          <w:bCs w:val="0"/>
+          <w:i w:val="0"/>
+          <w:iCs w:val="0"/>
+          <w:smallCaps w:val="0"/>
+          <w:strike w:val="0"/>
+          <w:color w:val="000000"/>
+          <w:sz w:val="22"/>
+          <w:szCs w:val="22"/>
+          <w:u w:val="none"/>
+          <w:shd w:fill="auto" w:val="clear"/>
+          <w:vertAlign w:val="baseline"/>
+          <w:rtl w:val="0"/>
+        </w:rPr>
+        <w:t xml:space="preserve">- Comportement fichiers partiels : dashboard actif, comparaison N-1 grisée si fichier manquant</w:t>
+      </w:r>
+    </w:p>
+    <w:p>
+      <w:pPr>
+        <w:keepNext w:val="0"/>
+        <w:keepLines w:val="0"/>
+        <w:pageBreakBefore w:val="0"/>
+        <w:widowControl w:val="0"/>
+        <w:pBdr>
+          <w:top w:space="0" w:sz="0" w:val="nil"/>
+          <w:left w:space="0" w:sz="0" w:val="nil"/>
+          <w:bottom w:space="0" w:sz="0" w:val="nil"/>
+          <w:right w:space="0" w:sz="0" w:val="nil"/>
+          <w:between w:space="0" w:sz="0" w:val="nil"/>
+        </w:pBdr>
+        <w:shd w:fill="auto" w:val="clear"/>
+        <w:spacing w:after="0" w:before="0" w:line="276" w:lineRule="auto"/>
+        <w:ind w:left="0" w:right="0" w:firstLine="0"/>
+        <w:jc w:val="left"/>
+        <w:rPr>
+          <w:rFonts w:ascii="Arial" w:cs="Arial" w:eastAsia="Arial" w:hAnsi="Arial"/>
+          <w:b w:val="0"/>
+          <w:bCs w:val="0"/>
+          <w:i w:val="0"/>
+          <w:iCs w:val="0"/>
+          <w:smallCaps w:val="0"/>
+          <w:strike w:val="0"/>
+          <w:color w:val="000000"/>
+          <w:sz w:val="22"/>
+          <w:szCs w:val="22"/>
+          <w:u w:val="none"/>
+          <w:shd w:fill="auto" w:val="clear"/>
+          <w:vertAlign w:val="baseline"/>
+        </w:rPr>
+      </w:pPr>
+      <w:r>
+        <w:rPr>
+          <w:rtl w:val="0"/>
+        </w:rPr>
+      </w:r>
+    </w:p>
+    <w:p>
+      <w:pPr>
+        <w:keepNext w:val="0"/>
+        <w:keepLines w:val="0"/>
+        <w:pageBreakBefore w:val="0"/>
+        <w:widowControl w:val="0"/>
+        <w:pBdr>
+          <w:top w:space="0" w:sz="0" w:val="nil"/>
+          <w:left w:space="0" w:sz="0" w:val="nil"/>
+          <w:bottom w:space="0" w:sz="0" w:val="nil"/>
+          <w:right w:space="0" w:sz="0" w:val="nil"/>
+          <w:between w:space="0" w:sz="0" w:val="nil"/>
+        </w:pBdr>
+        <w:shd w:fill="auto" w:val="clear"/>
+        <w:spacing w:after="0" w:before="0" w:line="276" w:lineRule="auto"/>
+        <w:ind w:left="0" w:right="0" w:firstLine="0"/>
+        <w:jc w:val="left"/>
+        <w:rPr>
+          <w:rFonts w:ascii="Arial" w:cs="Arial" w:eastAsia="Arial" w:hAnsi="Arial"/>
+          <w:b w:val="0"/>
+          <w:bCs w:val="0"/>
+          <w:i w:val="0"/>
+          <w:iCs w:val="0"/>
+          <w:smallCaps w:val="0"/>
+          <w:strike w:val="0"/>
+          <w:color w:val="000000"/>
+          <w:sz w:val="22"/>
+          <w:szCs w:val="22"/>
+          <w:u w:val="none"/>
+          <w:shd w:fill="auto" w:val="clear"/>
+          <w:vertAlign w:val="baseline"/>
+        </w:rPr>
+      </w:pPr>
+      <w:r>
+        <w:rPr>
+          <w:rFonts w:ascii="Arial" w:cs="Arial" w:eastAsia="Arial" w:hAnsi="Arial"/>
+          <w:b w:val="0"/>
+          <w:bCs w:val="0"/>
+          <w:i w:val="0"/>
+          <w:iCs w:val="0"/>
+          <w:smallCaps w:val="0"/>
+          <w:strike w:val="0"/>
+          <w:color w:val="000000"/>
+          <w:sz w:val="22"/>
+          <w:szCs w:val="22"/>
+          <w:u w:val="none"/>
+          <w:shd w:fill="auto" w:val="clear"/>
+          <w:vertAlign w:val="baseline"/>
+          <w:rtl w:val="0"/>
+        </w:rPr>
+        <w:t xml:space="preserve">### Points ouverts</w:t>
+      </w:r>
+    </w:p>
+    <w:p>
+      <w:pPr>
+        <w:keepNext w:val="0"/>
+        <w:keepLines w:val="0"/>
+        <w:pageBreakBefore w:val="0"/>
+        <w:widowControl w:val="0"/>
+        <w:pBdr>
+          <w:top w:space="0" w:sz="0" w:val="nil"/>
+          <w:left w:space="0" w:sz="0" w:val="nil"/>
+          <w:bottom w:space="0" w:sz="0" w:val="nil"/>
+          <w:right w:space="0" w:sz="0" w:val="nil"/>
+          <w:between w:space="0" w:sz="0" w:val="nil"/>
+        </w:pBdr>
+        <w:shd w:fill="auto" w:val="clear"/>
+        <w:spacing w:after="0" w:before="0" w:line="276" w:lineRule="auto"/>
+        <w:ind w:left="0" w:right="0" w:firstLine="0"/>
+        <w:jc w:val="left"/>
+        <w:rPr>
+          <w:rFonts w:ascii="Arial" w:cs="Arial" w:eastAsia="Arial" w:hAnsi="Arial"/>
+          <w:b w:val="0"/>
+          <w:bCs w:val="0"/>
+          <w:i w:val="0"/>
+          <w:iCs w:val="0"/>
+          <w:smallCaps w:val="0"/>
+          <w:strike w:val="0"/>
+          <w:color w:val="000000"/>
+          <w:sz w:val="22"/>
+          <w:szCs w:val="22"/>
+          <w:u w:val="none"/>
+          <w:shd w:fill="auto" w:val="clear"/>
+          <w:vertAlign w:val="baseline"/>
+        </w:rPr>
+      </w:pPr>
+      <w:r>
+        <w:rPr>
+          <w:rFonts w:ascii="Arial" w:cs="Arial" w:eastAsia="Arial" w:hAnsi="Arial"/>
+          <w:b w:val="0"/>
+          <w:bCs w:val="0"/>
+          <w:i w:val="0"/>
+          <w:iCs w:val="0"/>
+          <w:smallCaps w:val="0"/>
+          <w:strike w:val="0"/>
+          <w:color w:val="000000"/>
+          <w:sz w:val="22"/>
+          <w:szCs w:val="22"/>
+          <w:u w:val="none"/>
+          <w:shd w:fill="auto" w:val="clear"/>
+          <w:vertAlign w:val="baseline"/>
+          <w:rtl w:val="0"/>
+        </w:rPr>
+        <w:t xml:space="preserve">- ⚠️ Colonnes Y2 (stock) non définies — KPIs stock à concevoir</w:t>
+      </w:r>
+    </w:p>
+    <w:p>
+      <w:pPr>
+        <w:keepNext w:val="0"/>
+        <w:keepLines w:val="0"/>
+        <w:pageBreakBefore w:val="0"/>
+        <w:widowControl w:val="0"/>
+        <w:pBdr>
+          <w:top w:space="0" w:sz="0" w:val="nil"/>
+          <w:left w:space="0" w:sz="0" w:val="nil"/>
+          <w:bottom w:space="0" w:sz="0" w:val="nil"/>
+          <w:right w:space="0" w:sz="0" w:val="nil"/>
+          <w:between w:space="0" w:sz="0" w:val="nil"/>
+        </w:pBdr>
+        <w:shd w:fill="auto" w:val="clear"/>
+        <w:spacing w:after="0" w:before="0" w:line="276" w:lineRule="auto"/>
+        <w:ind w:left="0" w:right="0" w:firstLine="0"/>
+        <w:jc w:val="left"/>
+        <w:rPr>
+          <w:rFonts w:ascii="Arial" w:cs="Arial" w:eastAsia="Arial" w:hAnsi="Arial"/>
+          <w:b w:val="0"/>
+          <w:bCs w:val="0"/>
+          <w:i w:val="0"/>
+          <w:iCs w:val="0"/>
+          <w:smallCaps w:val="0"/>
+          <w:strike w:val="0"/>
+          <w:color w:val="000000"/>
+          <w:sz w:val="22"/>
+          <w:szCs w:val="22"/>
+          <w:u w:val="none"/>
+          <w:shd w:fill="auto" w:val="clear"/>
+          <w:vertAlign w:val="baseline"/>
+        </w:rPr>
+      </w:pPr>
+      <w:r>
+        <w:rPr>
+          <w:rFonts w:ascii="Arial" w:cs="Arial" w:eastAsia="Arial" w:hAnsi="Arial"/>
+          <w:b w:val="0"/>
+          <w:bCs w:val="0"/>
+          <w:i w:val="0"/>
+          <w:iCs w:val="0"/>
+          <w:smallCaps w:val="0"/>
+          <w:strike w:val="0"/>
+          <w:color w:val="000000"/>
+          <w:sz w:val="22"/>
+          <w:szCs w:val="22"/>
+          <w:u w:val="none"/>
+          <w:shd w:fill="auto" w:val="clear"/>
+          <w:vertAlign w:val="baseline"/>
+          <w:rtl w:val="0"/>
+        </w:rPr>
+        <w:t xml:space="preserve">- ⚠️ Colonnes GA (trafic) non définies — format export GA4 à confirmer</w:t>
+      </w:r>
+    </w:p>
+    <w:p>
+      <w:pPr>
+        <w:keepNext w:val="0"/>
+        <w:keepLines w:val="0"/>
+        <w:pageBreakBefore w:val="0"/>
+        <w:widowControl w:val="0"/>
+        <w:pBdr>
+          <w:top w:space="0" w:sz="0" w:val="nil"/>
+          <w:left w:space="0" w:sz="0" w:val="nil"/>
+          <w:bottom w:space="0" w:sz="0" w:val="nil"/>
+          <w:right w:space="0" w:sz="0" w:val="nil"/>
+          <w:between w:space="0" w:sz="0" w:val="nil"/>
+        </w:pBdr>
+        <w:shd w:fill="auto" w:val="clear"/>
+        <w:spacing w:after="0" w:before="0" w:line="276" w:lineRule="auto"/>
+        <w:ind w:left="0" w:right="0" w:firstLine="0"/>
+        <w:jc w:val="left"/>
+        <w:rPr>
+          <w:rFonts w:ascii="Arial" w:cs="Arial" w:eastAsia="Arial" w:hAnsi="Arial"/>
+          <w:b w:val="0"/>
+          <w:bCs w:val="0"/>
+          <w:i w:val="0"/>
+          <w:iCs w:val="0"/>
+          <w:smallCaps w:val="0"/>
+          <w:strike w:val="0"/>
+          <w:color w:val="000000"/>
+          <w:sz w:val="22"/>
+          <w:szCs w:val="22"/>
+          <w:u w:val="none"/>
+          <w:shd w:fill="auto" w:val="clear"/>
+          <w:vertAlign w:val="baseline"/>
+        </w:rPr>
+      </w:pPr>
+      <w:r>
+        <w:rPr>
+          <w:rFonts w:ascii="Arial" w:cs="Arial" w:eastAsia="Arial" w:hAnsi="Arial"/>
+          <w:b w:val="0"/>
+          <w:bCs w:val="0"/>
+          <w:i w:val="0"/>
+          <w:iCs w:val="0"/>
+          <w:smallCaps w:val="0"/>
+          <w:strike w:val="0"/>
+          <w:color w:val="000000"/>
+          <w:sz w:val="22"/>
+          <w:szCs w:val="22"/>
+          <w:u w:val="none"/>
+          <w:shd w:fill="auto" w:val="clear"/>
+          <w:vertAlign w:val="baseline"/>
+          <w:rtl w:val="0"/>
+        </w:rPr>
+        <w:t xml:space="preserve">- 🔲 Cahier des charges v1 pas encore formalisé</w:t>
+      </w:r>
+    </w:p>
+    <w:p>
+      <w:pPr>
+        <w:keepNext w:val="0"/>
+        <w:keepLines w:val="0"/>
+        <w:pageBreakBefore w:val="0"/>
+        <w:widowControl w:val="0"/>
+        <w:pBdr>
+          <w:top w:space="0" w:sz="0" w:val="nil"/>
+          <w:left w:space="0" w:sz="0" w:val="nil"/>
+          <w:bottom w:space="0" w:sz="0" w:val="nil"/>
+          <w:right w:space="0" w:sz="0" w:val="nil"/>
+          <w:between w:space="0" w:sz="0" w:val="nil"/>
+        </w:pBdr>
+        <w:shd w:fill="auto" w:val="clear"/>
+        <w:spacing w:after="0" w:before="0" w:line="276" w:lineRule="auto"/>
+        <w:ind w:left="0" w:right="0" w:firstLine="0"/>
+        <w:jc w:val="left"/>
+        <w:rPr>
+          <w:rFonts w:ascii="Arial" w:cs="Arial" w:eastAsia="Arial" w:hAnsi="Arial"/>
+          <w:b w:val="0"/>
+          <w:bCs w:val="0"/>
+          <w:i w:val="0"/>
+          <w:iCs w:val="0"/>
+          <w:smallCaps w:val="0"/>
+          <w:strike w:val="0"/>
+          <w:color w:val="000000"/>
+          <w:sz w:val="22"/>
+          <w:szCs w:val="22"/>
+          <w:u w:val="none"/>
+          <w:shd w:fill="auto" w:val="clear"/>
+          <w:vertAlign w:val="baseline"/>
+        </w:rPr>
+      </w:pPr>
+      <w:r>
+        <w:rPr>
+          <w:rFonts w:ascii="Arial" w:cs="Arial" w:eastAsia="Arial" w:hAnsi="Arial"/>
+          <w:b w:val="0"/>
+          <w:bCs w:val="0"/>
+          <w:i w:val="0"/>
+          <w:iCs w:val="0"/>
+          <w:smallCaps w:val="0"/>
+          <w:strike w:val="0"/>
+          <w:color w:val="000000"/>
+          <w:sz w:val="22"/>
+          <w:szCs w:val="22"/>
+          <w:u w:val="none"/>
+          <w:shd w:fill="auto" w:val="clear"/>
+          <w:vertAlign w:val="baseline"/>
+          <w:rtl w:val="0"/>
+        </w:rPr>
+        <w:t xml:space="preserve">- 🔲 Architecture v2 (connexions directes API) non définie</w:t>
       </w:r>
     </w:p>
     <w:p>
@@ -1332,219 +1876,219 @@
           <w:vertAlign w:val="baseline"/>
           <w:rtl w:val="0"/>
         </w:rPr>
-        <w:t xml:space="preserve">1. Analyser fichiers exemples réels (wshop, Y2, GA)</w:t>
-      </w:r>
-    </w:p>
-    <w:p>
-      <w:pPr>
-        <w:keepNext w:val="0"/>
-        <w:keepLines w:val="0"/>
-        <w:pageBreakBefore w:val="0"/>
-        <w:widowControl w:val="0"/>
-        <w:pBdr>
-          <w:top w:space="0" w:sz="0" w:val="nil"/>
-          <w:left w:space="0" w:sz="0" w:val="nil"/>
-          <w:bottom w:space="0" w:sz="0" w:val="nil"/>
-          <w:right w:space="0" w:sz="0" w:val="nil"/>
-          <w:between w:space="0" w:sz="0" w:val="nil"/>
-        </w:pBdr>
-        <w:shd w:fill="auto" w:val="clear"/>
-        <w:spacing w:after="0" w:before="0" w:line="276" w:lineRule="auto"/>
-        <w:ind w:left="0" w:right="0" w:firstLine="0"/>
-        <w:jc w:val="left"/>
-        <w:rPr>
-          <w:rFonts w:ascii="Arial" w:cs="Arial" w:eastAsia="Arial" w:hAnsi="Arial"/>
-          <w:b w:val="0"/>
-          <w:bCs w:val="0"/>
-          <w:i w:val="0"/>
-          <w:iCs w:val="0"/>
-          <w:smallCaps w:val="0"/>
-          <w:strike w:val="0"/>
-          <w:color w:val="000000"/>
-          <w:sz w:val="22"/>
-          <w:szCs w:val="22"/>
-          <w:u w:val="none"/>
-          <w:shd w:fill="auto" w:val="clear"/>
-          <w:vertAlign w:val="baseline"/>
-        </w:rPr>
-      </w:pPr>
-      <w:r>
-        <w:rPr>
-          <w:rFonts w:ascii="Arial" w:cs="Arial" w:eastAsia="Arial" w:hAnsi="Arial"/>
-          <w:b w:val="0"/>
-          <w:bCs w:val="0"/>
-          <w:i w:val="0"/>
-          <w:iCs w:val="0"/>
-          <w:smallCaps w:val="0"/>
-          <w:strike w:val="0"/>
-          <w:color w:val="000000"/>
-          <w:sz w:val="22"/>
-          <w:szCs w:val="22"/>
-          <w:u w:val="none"/>
-          <w:shd w:fill="auto" w:val="clear"/>
-          <w:vertAlign w:val="baseline"/>
-          <w:rtl w:val="0"/>
-        </w:rPr>
-        <w:t xml:space="preserve">2. Adapter BiDash : dictionnaire de colonnes spécifique aux systèmes de Vincent</w:t>
-      </w:r>
-    </w:p>
-    <w:p>
-      <w:pPr>
-        <w:keepNext w:val="0"/>
-        <w:keepLines w:val="0"/>
-        <w:pageBreakBefore w:val="0"/>
-        <w:widowControl w:val="0"/>
-        <w:pBdr>
-          <w:top w:space="0" w:sz="0" w:val="nil"/>
-          <w:left w:space="0" w:sz="0" w:val="nil"/>
-          <w:bottom w:space="0" w:sz="0" w:val="nil"/>
-          <w:right w:space="0" w:sz="0" w:val="nil"/>
-          <w:between w:space="0" w:sz="0" w:val="nil"/>
-        </w:pBdr>
-        <w:shd w:fill="auto" w:val="clear"/>
-        <w:spacing w:after="0" w:before="0" w:line="276" w:lineRule="auto"/>
-        <w:ind w:left="0" w:right="0" w:firstLine="0"/>
-        <w:jc w:val="left"/>
-        <w:rPr>
-          <w:rFonts w:ascii="Arial" w:cs="Arial" w:eastAsia="Arial" w:hAnsi="Arial"/>
-          <w:b w:val="0"/>
-          <w:bCs w:val="0"/>
-          <w:i w:val="0"/>
-          <w:iCs w:val="0"/>
-          <w:smallCaps w:val="0"/>
-          <w:strike w:val="0"/>
-          <w:color w:val="000000"/>
-          <w:sz w:val="22"/>
-          <w:szCs w:val="22"/>
-          <w:u w:val="none"/>
-          <w:shd w:fill="auto" w:val="clear"/>
-          <w:vertAlign w:val="baseline"/>
-        </w:rPr>
-      </w:pPr>
-      <w:r>
-        <w:rPr>
-          <w:rFonts w:ascii="Arial" w:cs="Arial" w:eastAsia="Arial" w:hAnsi="Arial"/>
-          <w:b w:val="0"/>
-          <w:bCs w:val="0"/>
-          <w:i w:val="0"/>
-          <w:iCs w:val="0"/>
-          <w:smallCaps w:val="0"/>
-          <w:strike w:val="0"/>
-          <w:color w:val="000000"/>
-          <w:sz w:val="22"/>
-          <w:szCs w:val="22"/>
-          <w:u w:val="none"/>
-          <w:shd w:fill="auto" w:val="clear"/>
-          <w:vertAlign w:val="baseline"/>
-          <w:rtl w:val="0"/>
-        </w:rPr>
-        <w:t xml:space="preserve">3. Valider prototype v1 en conditions réelles</w:t>
-      </w:r>
-    </w:p>
-    <w:p>
-      <w:pPr>
-        <w:keepNext w:val="0"/>
-        <w:keepLines w:val="0"/>
-        <w:pageBreakBefore w:val="0"/>
-        <w:widowControl w:val="0"/>
-        <w:pBdr>
-          <w:top w:space="0" w:sz="0" w:val="nil"/>
-          <w:left w:space="0" w:sz="0" w:val="nil"/>
-          <w:bottom w:space="0" w:sz="0" w:val="nil"/>
-          <w:right w:space="0" w:sz="0" w:val="nil"/>
-          <w:between w:space="0" w:sz="0" w:val="nil"/>
-        </w:pBdr>
-        <w:shd w:fill="auto" w:val="clear"/>
-        <w:spacing w:after="0" w:before="0" w:line="276" w:lineRule="auto"/>
-        <w:ind w:left="0" w:right="0" w:firstLine="0"/>
-        <w:jc w:val="left"/>
-        <w:rPr>
-          <w:rFonts w:ascii="Arial" w:cs="Arial" w:eastAsia="Arial" w:hAnsi="Arial"/>
-          <w:b w:val="0"/>
-          <w:bCs w:val="0"/>
-          <w:i w:val="0"/>
-          <w:iCs w:val="0"/>
-          <w:smallCaps w:val="0"/>
-          <w:strike w:val="0"/>
-          <w:color w:val="000000"/>
-          <w:sz w:val="22"/>
-          <w:szCs w:val="22"/>
-          <w:u w:val="none"/>
-          <w:shd w:fill="auto" w:val="clear"/>
-          <w:vertAlign w:val="baseline"/>
-        </w:rPr>
-      </w:pPr>
-      <w:r>
-        <w:rPr>
-          <w:rFonts w:ascii="Arial" w:cs="Arial" w:eastAsia="Arial" w:hAnsi="Arial"/>
-          <w:b w:val="0"/>
-          <w:bCs w:val="0"/>
-          <w:i w:val="0"/>
-          <w:iCs w:val="0"/>
-          <w:smallCaps w:val="0"/>
-          <w:strike w:val="0"/>
-          <w:color w:val="000000"/>
-          <w:sz w:val="22"/>
-          <w:szCs w:val="22"/>
-          <w:u w:val="none"/>
-          <w:shd w:fill="auto" w:val="clear"/>
-          <w:vertAlign w:val="baseline"/>
-          <w:rtl w:val="0"/>
-        </w:rPr>
-        <w:t xml:space="preserve">4. Rédiger cahier des charges v1 complet</w:t>
-      </w:r>
-    </w:p>
-    <w:p>
-      <w:pPr>
-        <w:keepNext w:val="0"/>
-        <w:keepLines w:val="0"/>
-        <w:pageBreakBefore w:val="0"/>
-        <w:widowControl w:val="0"/>
-        <w:pBdr>
-          <w:top w:space="0" w:sz="0" w:val="nil"/>
-          <w:left w:space="0" w:sz="0" w:val="nil"/>
-          <w:bottom w:space="0" w:sz="0" w:val="nil"/>
-          <w:right w:space="0" w:sz="0" w:val="nil"/>
-          <w:between w:space="0" w:sz="0" w:val="nil"/>
-        </w:pBdr>
-        <w:shd w:fill="auto" w:val="clear"/>
-        <w:spacing w:after="0" w:before="0" w:line="276" w:lineRule="auto"/>
-        <w:ind w:left="0" w:right="0" w:firstLine="0"/>
-        <w:jc w:val="left"/>
-        <w:rPr>
-          <w:rFonts w:ascii="Arial" w:cs="Arial" w:eastAsia="Arial" w:hAnsi="Arial"/>
-          <w:b w:val="0"/>
-          <w:bCs w:val="0"/>
-          <w:i w:val="0"/>
-          <w:iCs w:val="0"/>
-          <w:smallCaps w:val="0"/>
-          <w:strike w:val="0"/>
-          <w:color w:val="000000"/>
-          <w:sz w:val="22"/>
-          <w:szCs w:val="22"/>
-          <w:u w:val="none"/>
-          <w:shd w:fill="auto" w:val="clear"/>
-          <w:vertAlign w:val="baseline"/>
-        </w:rPr>
-      </w:pPr>
-      <w:r>
-        <w:rPr>
-          <w:rFonts w:ascii="Arial" w:cs="Arial" w:eastAsia="Arial" w:hAnsi="Arial"/>
-          <w:b w:val="0"/>
-          <w:bCs w:val="0"/>
-          <w:i w:val="0"/>
-          <w:iCs w:val="0"/>
-          <w:smallCaps w:val="0"/>
-          <w:strike w:val="0"/>
-          <w:color w:val="000000"/>
-          <w:sz w:val="22"/>
-          <w:szCs w:val="22"/>
-          <w:u w:val="none"/>
-          <w:shd w:fill="auto" w:val="clear"/>
-          <w:vertAlign w:val="baseline"/>
-          <w:rtl w:val="0"/>
-        </w:rPr>
-        <w:t xml:space="preserve">5. Définir vision v2 (connexions directes, architecture cible)</w:t>
+        <w:t xml:space="preserve">1. Définir colonnes Y2 + intégrer KPIs stock (référence, quantité, seuil, prix achat)</w:t>
+      </w:r>
+    </w:p>
+    <w:p>
+      <w:pPr>
+        <w:keepNext w:val="0"/>
+        <w:keepLines w:val="0"/>
+        <w:pageBreakBefore w:val="0"/>
+        <w:widowControl w:val="0"/>
+        <w:pBdr>
+          <w:top w:space="0" w:sz="0" w:val="nil"/>
+          <w:left w:space="0" w:sz="0" w:val="nil"/>
+          <w:bottom w:space="0" w:sz="0" w:val="nil"/>
+          <w:right w:space="0" w:sz="0" w:val="nil"/>
+          <w:between w:space="0" w:sz="0" w:val="nil"/>
+        </w:pBdr>
+        <w:shd w:fill="auto" w:val="clear"/>
+        <w:spacing w:after="0" w:before="0" w:line="276" w:lineRule="auto"/>
+        <w:ind w:left="0" w:right="0" w:firstLine="0"/>
+        <w:jc w:val="left"/>
+        <w:rPr>
+          <w:rFonts w:ascii="Arial" w:cs="Arial" w:eastAsia="Arial" w:hAnsi="Arial"/>
+          <w:b w:val="0"/>
+          <w:bCs w:val="0"/>
+          <w:i w:val="0"/>
+          <w:iCs w:val="0"/>
+          <w:smallCaps w:val="0"/>
+          <w:strike w:val="0"/>
+          <w:color w:val="000000"/>
+          <w:sz w:val="22"/>
+          <w:szCs w:val="22"/>
+          <w:u w:val="none"/>
+          <w:shd w:fill="auto" w:val="clear"/>
+          <w:vertAlign w:val="baseline"/>
+        </w:rPr>
+      </w:pPr>
+      <w:r>
+        <w:rPr>
+          <w:rFonts w:ascii="Arial" w:cs="Arial" w:eastAsia="Arial" w:hAnsi="Arial"/>
+          <w:b w:val="0"/>
+          <w:bCs w:val="0"/>
+          <w:i w:val="0"/>
+          <w:iCs w:val="0"/>
+          <w:smallCaps w:val="0"/>
+          <w:strike w:val="0"/>
+          <w:color w:val="000000"/>
+          <w:sz w:val="22"/>
+          <w:szCs w:val="22"/>
+          <w:u w:val="none"/>
+          <w:shd w:fill="auto" w:val="clear"/>
+          <w:vertAlign w:val="baseline"/>
+          <w:rtl w:val="0"/>
+        </w:rPr>
+        <w:t xml:space="preserve">2. Définir colonnes GA + intégrer KPIs trafic (sessions, sources, conversions)</w:t>
+      </w:r>
+    </w:p>
+    <w:p>
+      <w:pPr>
+        <w:keepNext w:val="0"/>
+        <w:keepLines w:val="0"/>
+        <w:pageBreakBefore w:val="0"/>
+        <w:widowControl w:val="0"/>
+        <w:pBdr>
+          <w:top w:space="0" w:sz="0" w:val="nil"/>
+          <w:left w:space="0" w:sz="0" w:val="nil"/>
+          <w:bottom w:space="0" w:sz="0" w:val="nil"/>
+          <w:right w:space="0" w:sz="0" w:val="nil"/>
+          <w:between w:space="0" w:sz="0" w:val="nil"/>
+        </w:pBdr>
+        <w:shd w:fill="auto" w:val="clear"/>
+        <w:spacing w:after="0" w:before="0" w:line="276" w:lineRule="auto"/>
+        <w:ind w:left="0" w:right="0" w:firstLine="0"/>
+        <w:jc w:val="left"/>
+        <w:rPr>
+          <w:rFonts w:ascii="Arial" w:cs="Arial" w:eastAsia="Arial" w:hAnsi="Arial"/>
+          <w:b w:val="0"/>
+          <w:bCs w:val="0"/>
+          <w:i w:val="0"/>
+          <w:iCs w:val="0"/>
+          <w:smallCaps w:val="0"/>
+          <w:strike w:val="0"/>
+          <w:color w:val="000000"/>
+          <w:sz w:val="22"/>
+          <w:szCs w:val="22"/>
+          <w:u w:val="none"/>
+          <w:shd w:fill="auto" w:val="clear"/>
+          <w:vertAlign w:val="baseline"/>
+        </w:rPr>
+      </w:pPr>
+      <w:r>
+        <w:rPr>
+          <w:rFonts w:ascii="Arial" w:cs="Arial" w:eastAsia="Arial" w:hAnsi="Arial"/>
+          <w:b w:val="0"/>
+          <w:bCs w:val="0"/>
+          <w:i w:val="0"/>
+          <w:iCs w:val="0"/>
+          <w:smallCaps w:val="0"/>
+          <w:strike w:val="0"/>
+          <w:color w:val="000000"/>
+          <w:sz w:val="22"/>
+          <w:szCs w:val="22"/>
+          <w:u w:val="none"/>
+          <w:shd w:fill="auto" w:val="clear"/>
+          <w:vertAlign w:val="baseline"/>
+          <w:rtl w:val="0"/>
+        </w:rPr>
+        <w:t xml:space="preserve">3. Rédiger cahier des charges v1 complet</w:t>
+      </w:r>
+    </w:p>
+    <w:p>
+      <w:pPr>
+        <w:keepNext w:val="0"/>
+        <w:keepLines w:val="0"/>
+        <w:pageBreakBefore w:val="0"/>
+        <w:widowControl w:val="0"/>
+        <w:pBdr>
+          <w:top w:space="0" w:sz="0" w:val="nil"/>
+          <w:left w:space="0" w:sz="0" w:val="nil"/>
+          <w:bottom w:space="0" w:sz="0" w:val="nil"/>
+          <w:right w:space="0" w:sz="0" w:val="nil"/>
+          <w:between w:space="0" w:sz="0" w:val="nil"/>
+        </w:pBdr>
+        <w:shd w:fill="auto" w:val="clear"/>
+        <w:spacing w:after="0" w:before="0" w:line="276" w:lineRule="auto"/>
+        <w:ind w:left="0" w:right="0" w:firstLine="0"/>
+        <w:jc w:val="left"/>
+        <w:rPr>
+          <w:rFonts w:ascii="Arial" w:cs="Arial" w:eastAsia="Arial" w:hAnsi="Arial"/>
+          <w:b w:val="0"/>
+          <w:bCs w:val="0"/>
+          <w:i w:val="0"/>
+          <w:iCs w:val="0"/>
+          <w:smallCaps w:val="0"/>
+          <w:strike w:val="0"/>
+          <w:color w:val="000000"/>
+          <w:sz w:val="22"/>
+          <w:szCs w:val="22"/>
+          <w:u w:val="none"/>
+          <w:shd w:fill="auto" w:val="clear"/>
+          <w:vertAlign w:val="baseline"/>
+        </w:rPr>
+      </w:pPr>
+      <w:r>
+        <w:rPr>
+          <w:rFonts w:ascii="Arial" w:cs="Arial" w:eastAsia="Arial" w:hAnsi="Arial"/>
+          <w:b w:val="0"/>
+          <w:bCs w:val="0"/>
+          <w:i w:val="0"/>
+          <w:iCs w:val="0"/>
+          <w:smallCaps w:val="0"/>
+          <w:strike w:val="0"/>
+          <w:color w:val="000000"/>
+          <w:sz w:val="22"/>
+          <w:szCs w:val="22"/>
+          <w:u w:val="none"/>
+          <w:shd w:fill="auto" w:val="clear"/>
+          <w:vertAlign w:val="baseline"/>
+          <w:rtl w:val="0"/>
+        </w:rPr>
+        <w:t xml:space="preserve">4. Amélioration UX : filtres par rayon / magasin / pays</w:t>
+      </w:r>
+    </w:p>
+    <w:p>
+      <w:pPr>
+        <w:keepNext w:val="0"/>
+        <w:keepLines w:val="0"/>
+        <w:pageBreakBefore w:val="0"/>
+        <w:widowControl w:val="0"/>
+        <w:pBdr>
+          <w:top w:space="0" w:sz="0" w:val="nil"/>
+          <w:left w:space="0" w:sz="0" w:val="nil"/>
+          <w:bottom w:space="0" w:sz="0" w:val="nil"/>
+          <w:right w:space="0" w:sz="0" w:val="nil"/>
+          <w:between w:space="0" w:sz="0" w:val="nil"/>
+        </w:pBdr>
+        <w:shd w:fill="auto" w:val="clear"/>
+        <w:spacing w:after="0" w:before="0" w:line="276" w:lineRule="auto"/>
+        <w:ind w:left="0" w:right="0" w:firstLine="0"/>
+        <w:jc w:val="left"/>
+        <w:rPr>
+          <w:rFonts w:ascii="Arial" w:cs="Arial" w:eastAsia="Arial" w:hAnsi="Arial"/>
+          <w:b w:val="0"/>
+          <w:bCs w:val="0"/>
+          <w:i w:val="0"/>
+          <w:iCs w:val="0"/>
+          <w:smallCaps w:val="0"/>
+          <w:strike w:val="0"/>
+          <w:color w:val="000000"/>
+          <w:sz w:val="22"/>
+          <w:szCs w:val="22"/>
+          <w:u w:val="none"/>
+          <w:shd w:fill="auto" w:val="clear"/>
+          <w:vertAlign w:val="baseline"/>
+        </w:rPr>
+      </w:pPr>
+      <w:r>
+        <w:rPr>
+          <w:rFonts w:ascii="Arial" w:cs="Arial" w:eastAsia="Arial" w:hAnsi="Arial"/>
+          <w:b w:val="0"/>
+          <w:bCs w:val="0"/>
+          <w:i w:val="0"/>
+          <w:iCs w:val="0"/>
+          <w:smallCaps w:val="0"/>
+          <w:strike w:val="0"/>
+          <w:color w:val="000000"/>
+          <w:sz w:val="22"/>
+          <w:szCs w:val="22"/>
+          <w:u w:val="none"/>
+          <w:shd w:fill="auto" w:val="clear"/>
+          <w:vertAlign w:val="baseline"/>
+          <w:rtl w:val="0"/>
+        </w:rPr>
+        <w:t xml:space="preserve">5. Définir vision v2 (connexions directes API)</w:t>
       </w:r>
     </w:p>
     <w:p>
